--- a/hin/docx/21.content.docx
+++ b/hin/docx/21.content.docx
@@ -136,13 +136,6 @@
         <w:rPr>
           <w:lang w:val="hi_IN" w:bidi="hi_IN"/>
         </w:rPr>
-      </w:r>
-      <w:r>
-        <w:rPr>
-          <w:i/>
-          <w:lang w:val="hi_IN" w:bidi="hi_IN"/>
-        </w:rPr>
-        <w:t>सभोपदेशक 1:1, सभोपदेशक 1:4, सभोपदेशक 1:8, सभोपदेशक 1:9, सभोपदेशक 1:13, सभोपदेशक 1:14, सभोपदेशक 1:18, सभोपदेशक 2:1, सभोपदेशक 2:3, सभोपदेशक 2:6, सभोपदेशक 2:8, सभोपदेशक 2:10, सभोपदेशक 2:11, सभोपदेशक 2:14, सभोपदेशक 2:16, सभोपदेशक 2:18, सभोपदेशक 2:20, सभोपदेशक 2:23, सभोपदेशक 2:24, सभोपदेशक 2:26, सभोपदेशक 3:1, सभोपदेशक 3:10, सभोपदेशक 3:11, सभोपदेशक 3:13, सभोपदेशक 3:14, सभोपदेशक 3:16, सभोपदेशक 3:19–20, सभोपदेशक 3:22, सभोपदेशक 4:1, सभोपदेशक 4:3, सभोपदेशक 4:6, सभोपदेशक 4:9–10, सभोपदेशक 4:12, सभोपदेशक 4:13, सभोपदेशक 4:16, सभोपदेशक 5:1, सभोपदेशक 5:2, सभोपदेशक 5:5, सभोपदेशक 5:8, सभोपदेशक 5:11, सभोपदेशक 5:12, सभोपदेशक 5:14, सभोपदेशक 5:15, सभोपदेशक 5:20, सभोपदेशक 6:1–2, सभोपदेशक 6:3, सभोपदेशक 6:6, सभोपदेशक 6:7, सभोपदेशक 6:11, सभोपदेशक 7:2, सभोपदेशक 7:4, सभोपदेशक 7:6, सभोपदेशक 7:7, सभोपदेशक 7:9, सभोपदेशक 7:12, सभोपदेशक 7:14, सभोपदेशक 7:15, सभोपदेशक 7:18, सभोपदेशक 7:21, सभोपदेशक 7:24, सभोपदेशक 7:26, सभोपदेशक 7:28, सभोपदेशक 8:1, सभोपदेशक 8:3, सभोपदेशक 8:5, सभोपदेशक 8:8, सभोपदेशक 8:10, सभोपदेशक 8:12, सभोपदेशक 8:15, सभोपदेशक 8:17, सभोपदेशक 9:1, सभोपदेशक 9:2, सभोपदेशक 9:3, सभोपदेशक 9:5, सभोपदेशक 9:6, सभोपदेशक 9:10, सभोपदेशक 9:12, सभोपदेशक 9:15, सभोपदेशक 9:18, सभोपदेशक 10:3, सभोपदेशक 10:7, सभोपदेशक 10:8, सभोपदेशक 10:10, सभोपदेशक 10:13, सभोपदेशक 10:16, सभोपदेशक 10:18, सभोपदेशक 10:20, सभोपदेशक 11:2, सभोपदेशक 11:5, सभोपदेशक 11:6, सभोपदेशक 11:10, सभोपदेशक 12:1, सभोपदेशक 12:3, सभोपदेशक 12:4, सभोपदेशक 12:7, सभोपदेशक 12:9, सभोपदेशक 12:11, सभोपदेशक 12:12, सभोपदेशक 12:13</w:t>
       </w:r>
       <w:r>
         <w:rPr>

--- a/hin/docx/21.content.docx
+++ b/hin/docx/21.content.docx
@@ -123,19 +123,6 @@
           <w:lang w:val="hi_IN" w:bidi="hi_IN"/>
         </w:rPr>
         <w:t>ECC</w:t>
-      </w:r>
-      <w:r>
-        <w:rPr>
-          <w:lang w:val="hi_IN" w:bidi="hi_IN"/>
-        </w:rPr>
-      </w:r>
-    </w:p>
-    <w:p>
-      <w:pPr/>
-      <w:r>
-        <w:rPr>
-          <w:lang w:val="hi_IN" w:bidi="hi_IN"/>
-        </w:rPr>
       </w:r>
       <w:r>
         <w:rPr>

--- a/hin/docx/21.content.docx
+++ b/hin/docx/21.content.docx
@@ -19,7 +19,7 @@
         <w:rPr>
           <w:lang w:val="hi_IN" w:bidi="hi_IN"/>
         </w:rPr>
-        <w:t>Resource: अनुवाद प्रश्न (unfoldingWord)</w:t>
+        <w:t>Resource: unfoldingWord® Translation Questions</w:t>
       </w:r>
       <w:r>
         <w:rPr>
@@ -85,7 +85,7 @@
         <w:rPr>
           <w:lang w:val="hi_IN" w:bidi="hi_IN"/>
         </w:rPr>
-        <w:t>अनुवाद प्रश्न (unfoldingWord)</w:t>
+        <w:t>unfoldingWord® Translation Questions</w:t>
       </w:r>
     </w:p>
     <w:p>
